--- a/8-1_題材決定.docx
+++ b/8-1_題材決定.docx
@@ -104,21 +104,6 @@
     </w:p>
     <w:p>
       <w:pPr>
-        <w:rPr/>
-      </w:pPr>
-      <w:r>
-        <w:pict>
-          <v:rect style="width:0.0pt;height:1.5pt" o:hr="t" o:hrstd="t" o:hralign="center" fillcolor="#A0A0A0" stroked="f"/>
-        </w:pict>
-      </w:r>
-      <w:r>
-        <w:rPr>
-          <w:rtl w:val="0"/>
-        </w:rPr>
-      </w:r>
-    </w:p>
-    <w:p>
-      <w:pPr>
         <w:pStyle w:val="Heading2"/>
         <w:keepNext w:val="0"/>
         <w:keepLines w:val="0"/>
@@ -129,7 +114,7 @@
           <w:szCs w:val="34"/>
         </w:rPr>
       </w:pPr>
-      <w:bookmarkStart w:colFirst="0" w:colLast="0" w:name="_ulz10x5ibibc" w:id="2"/>
+      <w:bookmarkStart w:colFirst="0" w:colLast="0" w:name="_fzy6o25a8l2h" w:id="2"/>
       <w:bookmarkEnd w:id="2"/>
       <w:r>
         <w:rPr>
@@ -139,29 +124,153 @@
           <w:szCs w:val="34"/>
           <w:rtl w:val="0"/>
         </w:rPr>
-        <w:t xml:space="preserve">背景</w:t>
-      </w:r>
-    </w:p>
-    <w:p>
-      <w:pPr>
-        <w:spacing w:after="240" w:before="240" w:lineRule="auto"/>
-        <w:rPr/>
-      </w:pPr>
-      <w:r>
-        <w:rPr>
-          <w:rFonts w:ascii="Arial Unicode MS" w:cs="Arial Unicode MS" w:eastAsia="Arial Unicode MS" w:hAnsi="Arial Unicode MS"/>
-          <w:rtl w:val="0"/>
-        </w:rPr>
-        <w:t xml:space="preserve">現在、多くの中小企業では勤怠管理をエクセルや紙のタイムシートで行っており、入力や集計に時間がかかるだけでなく、申請・承認のやり取りも非効率である。</w:t>
-        <w:br w:type="textWrapping"/>
-        <w:t xml:space="preserve"> ま</w:t>
-      </w:r>
-      <w:r>
-        <w:rPr>
-          <w:rFonts w:ascii="Arial Unicode MS" w:cs="Arial Unicode MS" w:eastAsia="Arial Unicode MS" w:hAnsi="Arial Unicode MS"/>
-          <w:rtl w:val="0"/>
-        </w:rPr>
-        <w:t xml:space="preserve">た今回、研修課題として汎用性が高く社内システムの基盤となる勤怠・経費・有給管理アプリケーションを作成することで、幅広い業務に応用できる実践的な開発スキルを習得する。</w:t>
+        <w:t xml:space="preserve">ターゲット</w:t>
+      </w:r>
+    </w:p>
+    <w:p>
+      <w:pPr>
+        <w:numPr>
+          <w:ilvl w:val="0"/>
+          <w:numId w:val="3"/>
+        </w:numPr>
+        <w:spacing w:after="0" w:afterAutospacing="0" w:before="240" w:lineRule="auto"/>
+        <w:ind w:left="720" w:hanging="360"/>
+      </w:pPr>
+      <w:r>
+        <w:rPr>
+          <w:rFonts w:ascii="Arial Unicode MS" w:cs="Arial Unicode MS" w:eastAsia="Arial Unicode MS" w:hAnsi="Arial Unicode MS"/>
+          <w:b w:val="1"/>
+          <w:rtl w:val="0"/>
+        </w:rPr>
+        <w:t xml:space="preserve">中小企業</w:t>
+        <w:br w:type="textWrapping"/>
+      </w:r>
+    </w:p>
+    <w:p>
+      <w:pPr>
+        <w:numPr>
+          <w:ilvl w:val="1"/>
+          <w:numId w:val="3"/>
+        </w:numPr>
+        <w:spacing w:after="0" w:afterAutospacing="0" w:before="0" w:beforeAutospacing="0" w:lineRule="auto"/>
+        <w:ind w:left="1440" w:hanging="360"/>
+      </w:pPr>
+      <w:r>
+        <w:rPr>
+          <w:rFonts w:ascii="Arial Unicode MS" w:cs="Arial Unicode MS" w:eastAsia="Arial Unicode MS" w:hAnsi="Arial Unicode MS"/>
+          <w:rtl w:val="0"/>
+        </w:rPr>
+        <w:t xml:space="preserve">Excelや紙で管理している企業</w:t>
+        <w:br w:type="textWrapping"/>
+      </w:r>
+    </w:p>
+    <w:p>
+      <w:pPr>
+        <w:numPr>
+          <w:ilvl w:val="1"/>
+          <w:numId w:val="3"/>
+        </w:numPr>
+        <w:spacing w:after="0" w:afterAutospacing="0" w:before="0" w:beforeAutospacing="0" w:lineRule="auto"/>
+        <w:ind w:left="1440" w:hanging="360"/>
+      </w:pPr>
+      <w:r>
+        <w:rPr>
+          <w:rFonts w:ascii="Arial Unicode MS" w:cs="Arial Unicode MS" w:eastAsia="Arial Unicode MS" w:hAnsi="Arial Unicode MS"/>
+          <w:rtl w:val="0"/>
+        </w:rPr>
+        <w:t xml:space="preserve">シンプルで使いやすいシステムを求めている企業</w:t>
+        <w:br w:type="textWrapping"/>
+      </w:r>
+    </w:p>
+    <w:p>
+      <w:pPr>
+        <w:numPr>
+          <w:ilvl w:val="0"/>
+          <w:numId w:val="3"/>
+        </w:numPr>
+        <w:spacing w:after="0" w:afterAutospacing="0" w:before="0" w:beforeAutospacing="0" w:lineRule="auto"/>
+        <w:ind w:left="720" w:hanging="360"/>
+      </w:pPr>
+      <w:r>
+        <w:rPr>
+          <w:rFonts w:ascii="Arial Unicode MS" w:cs="Arial Unicode MS" w:eastAsia="Arial Unicode MS" w:hAnsi="Arial Unicode MS"/>
+          <w:b w:val="1"/>
+          <w:rtl w:val="0"/>
+        </w:rPr>
+        <w:t xml:space="preserve">SES企業・派遣会社</w:t>
+        <w:br w:type="textWrapping"/>
+      </w:r>
+    </w:p>
+    <w:p>
+      <w:pPr>
+        <w:numPr>
+          <w:ilvl w:val="1"/>
+          <w:numId w:val="3"/>
+        </w:numPr>
+        <w:spacing w:after="0" w:afterAutospacing="0" w:before="0" w:beforeAutospacing="0" w:lineRule="auto"/>
+        <w:ind w:left="1440" w:hanging="360"/>
+      </w:pPr>
+      <w:r>
+        <w:rPr>
+          <w:rFonts w:ascii="Arial Unicode MS" w:cs="Arial Unicode MS" w:eastAsia="Arial Unicode MS" w:hAnsi="Arial Unicode MS"/>
+          <w:rtl w:val="0"/>
+        </w:rPr>
+        <w:t xml:space="preserve">勤怠だけでなく、クライアントによる業務報告承認・差戻しが必要な企業</w:t>
+        <w:br w:type="textWrapping"/>
+      </w:r>
+    </w:p>
+    <w:p>
+      <w:pPr>
+        <w:numPr>
+          <w:ilvl w:val="1"/>
+          <w:numId w:val="3"/>
+        </w:numPr>
+        <w:spacing w:after="0" w:afterAutospacing="0" w:before="0" w:beforeAutospacing="0" w:lineRule="auto"/>
+        <w:ind w:left="1440" w:hanging="360"/>
+      </w:pPr>
+      <w:r>
+        <w:rPr>
+          <w:rFonts w:ascii="Arial Unicode MS" w:cs="Arial Unicode MS" w:eastAsia="Arial Unicode MS" w:hAnsi="Arial Unicode MS"/>
+          <w:rtl w:val="0"/>
+        </w:rPr>
+        <w:t xml:space="preserve">契約上の確認証跡を残す必要がある企業</w:t>
+        <w:br w:type="textWrapping"/>
+      </w:r>
+    </w:p>
+    <w:p>
+      <w:pPr>
+        <w:numPr>
+          <w:ilvl w:val="0"/>
+          <w:numId w:val="3"/>
+        </w:numPr>
+        <w:spacing w:after="0" w:afterAutospacing="0" w:before="0" w:beforeAutospacing="0" w:lineRule="auto"/>
+        <w:ind w:left="720" w:hanging="360"/>
+      </w:pPr>
+      <w:r>
+        <w:rPr>
+          <w:rFonts w:ascii="Arial Unicode MS" w:cs="Arial Unicode MS" w:eastAsia="Arial Unicode MS" w:hAnsi="Arial Unicode MS"/>
+          <w:b w:val="1"/>
+          <w:rtl w:val="0"/>
+        </w:rPr>
+        <w:t xml:space="preserve">リモート勤務やシフト勤務を採用している企業</w:t>
+        <w:br w:type="textWrapping"/>
+      </w:r>
+    </w:p>
+    <w:p>
+      <w:pPr>
+        <w:numPr>
+          <w:ilvl w:val="1"/>
+          <w:numId w:val="3"/>
+        </w:numPr>
+        <w:spacing w:after="240" w:before="0" w:beforeAutospacing="0" w:lineRule="auto"/>
+        <w:ind w:left="1440" w:hanging="360"/>
+      </w:pPr>
+      <w:r>
+        <w:rPr>
+          <w:rFonts w:ascii="Arial Unicode MS" w:cs="Arial Unicode MS" w:eastAsia="Arial Unicode MS" w:hAnsi="Arial Unicode MS"/>
+          <w:rtl w:val="0"/>
+        </w:rPr>
+        <w:t xml:space="preserve">在宅勤務や柔軟な勤務形態を持ち、オンラインで勤怠や申請を行いたい企業</w:t>
       </w:r>
     </w:p>
     <w:p>
@@ -191,7 +300,7 @@
           <w:szCs w:val="34"/>
         </w:rPr>
       </w:pPr>
-      <w:bookmarkStart w:colFirst="0" w:colLast="0" w:name="_tltc3lki64zs" w:id="3"/>
+      <w:bookmarkStart w:colFirst="0" w:colLast="0" w:name="_ulz10x5ibibc" w:id="3"/>
       <w:bookmarkEnd w:id="3"/>
       <w:r>
         <w:rPr>
@@ -201,7 +310,368 @@
           <w:szCs w:val="34"/>
           <w:rtl w:val="0"/>
         </w:rPr>
+        <w:t xml:space="preserve">背景</w:t>
+      </w:r>
+    </w:p>
+    <w:p>
+      <w:pPr>
+        <w:spacing w:after="240" w:before="240" w:lineRule="auto"/>
+        <w:rPr/>
+      </w:pPr>
+      <w:r>
+        <w:rPr>
+          <w:rFonts w:ascii="Arial Unicode MS" w:cs="Arial Unicode MS" w:eastAsia="Arial Unicode MS" w:hAnsi="Arial Unicode MS"/>
+          <w:rtl w:val="0"/>
+        </w:rPr>
+        <w:t xml:space="preserve">現在、多くの中小企業では勤怠管理をエクセルや紙のタイムシートで行っており、入力や集計に時間がかかるだけでなく、申請・承認のやり取りも非効率である。</w:t>
+        <w:br w:type="textWrapping"/>
+        <w:t xml:space="preserve"> ま</w:t>
+      </w:r>
+      <w:r>
+        <w:rPr>
+          <w:rFonts w:ascii="Arial Unicode MS" w:cs="Arial Unicode MS" w:eastAsia="Arial Unicode MS" w:hAnsi="Arial Unicode MS"/>
+          <w:rtl w:val="0"/>
+        </w:rPr>
+        <w:t xml:space="preserve">た今回、研修課題として汎用性が高く社内システムの基盤となる勤怠・経費・有給管理アプリケーションを作成することで、幅広い業務に応用できる実践的な開発スキルを習得する。</w:t>
+      </w:r>
+    </w:p>
+    <w:p>
+      <w:pPr>
+        <w:rPr/>
+      </w:pPr>
+      <w:r>
+        <w:pict>
+          <v:rect style="width:0.0pt;height:1.5pt" o:hr="t" o:hrstd="t" o:hralign="center" fillcolor="#A0A0A0" stroked="f"/>
+        </w:pict>
+      </w:r>
+      <w:r>
+        <w:rPr>
+          <w:rtl w:val="0"/>
+        </w:rPr>
+      </w:r>
+    </w:p>
+    <w:p>
+      <w:pPr>
+        <w:pStyle w:val="Heading2"/>
+        <w:keepNext w:val="0"/>
+        <w:keepLines w:val="0"/>
+        <w:spacing w:after="80" w:lineRule="auto"/>
+        <w:rPr>
+          <w:b w:val="1"/>
+          <w:sz w:val="34"/>
+          <w:szCs w:val="34"/>
+        </w:rPr>
+      </w:pPr>
+      <w:bookmarkStart w:colFirst="0" w:colLast="0" w:name="_tltc3lki64zs" w:id="4"/>
+      <w:bookmarkEnd w:id="4"/>
+      <w:r>
+        <w:rPr>
+          <w:rFonts w:ascii="Arial Unicode MS" w:cs="Arial Unicode MS" w:eastAsia="Arial Unicode MS" w:hAnsi="Arial Unicode MS"/>
+          <w:b w:val="1"/>
+          <w:sz w:val="34"/>
+          <w:szCs w:val="34"/>
+          <w:rtl w:val="0"/>
+        </w:rPr>
         <w:t xml:space="preserve">アプリケーションでできること</w:t>
+      </w:r>
+    </w:p>
+    <w:p>
+      <w:pPr>
+        <w:numPr>
+          <w:ilvl w:val="0"/>
+          <w:numId w:val="2"/>
+        </w:numPr>
+        <w:spacing w:after="0" w:afterAutospacing="0" w:before="240" w:lineRule="auto"/>
+        <w:ind w:left="720" w:hanging="360"/>
+      </w:pPr>
+      <w:r>
+        <w:rPr>
+          <w:rFonts w:ascii="Arial Unicode MS" w:cs="Arial Unicode MS" w:eastAsia="Arial Unicode MS" w:hAnsi="Arial Unicode MS"/>
+          <w:b w:val="1"/>
+          <w:rtl w:val="0"/>
+        </w:rPr>
+        <w:t xml:space="preserve">勤怠管理機能</w:t>
+        <w:br w:type="textWrapping"/>
+      </w:r>
+    </w:p>
+    <w:p>
+      <w:pPr>
+        <w:numPr>
+          <w:ilvl w:val="1"/>
+          <w:numId w:val="2"/>
+        </w:numPr>
+        <w:spacing w:after="0" w:afterAutospacing="0" w:before="0" w:beforeAutospacing="0" w:lineRule="auto"/>
+        <w:ind w:left="1440" w:hanging="360"/>
+      </w:pPr>
+      <w:r>
+        <w:rPr>
+          <w:rFonts w:ascii="Arial Unicode MS" w:cs="Arial Unicode MS" w:eastAsia="Arial Unicode MS" w:hAnsi="Arial Unicode MS"/>
+          <w:rtl w:val="0"/>
+        </w:rPr>
+        <w:t xml:space="preserve">出勤・退勤の打刻</w:t>
+        <w:br w:type="textWrapping"/>
+      </w:r>
+    </w:p>
+    <w:p>
+      <w:pPr>
+        <w:numPr>
+          <w:ilvl w:val="1"/>
+          <w:numId w:val="2"/>
+        </w:numPr>
+        <w:spacing w:after="0" w:afterAutospacing="0" w:before="0" w:beforeAutospacing="0" w:lineRule="auto"/>
+        <w:ind w:left="1440" w:hanging="360"/>
+        <w:rPr/>
+      </w:pPr>
+      <w:r>
+        <w:rPr>
+          <w:rFonts w:ascii="Arial Unicode MS" w:cs="Arial Unicode MS" w:eastAsia="Arial Unicode MS" w:hAnsi="Arial Unicode MS"/>
+          <w:rtl w:val="0"/>
+        </w:rPr>
+        <w:t xml:space="preserve">派遣先やクライアントによる勤怠承認（業務報告の確認・承認）・差戻しにも対応</w:t>
+        <w:br w:type="textWrapping"/>
+      </w:r>
+    </w:p>
+    <w:p>
+      <w:pPr>
+        <w:numPr>
+          <w:ilvl w:val="1"/>
+          <w:numId w:val="2"/>
+        </w:numPr>
+        <w:spacing w:after="0" w:afterAutospacing="0" w:before="0" w:beforeAutospacing="0" w:lineRule="auto"/>
+        <w:ind w:left="1440" w:hanging="360"/>
+        <w:rPr/>
+      </w:pPr>
+      <w:r>
+        <w:rPr>
+          <w:rFonts w:ascii="Arial Unicode MS" w:cs="Arial Unicode MS" w:eastAsia="Arial Unicode MS" w:hAnsi="Arial Unicode MS"/>
+          <w:rtl w:val="0"/>
+        </w:rPr>
+        <w:t xml:space="preserve">勤怠や業務報告書をPDF形式で出力可能</w:t>
+        <w:br w:type="textWrapping"/>
+      </w:r>
+    </w:p>
+    <w:p>
+      <w:pPr>
+        <w:numPr>
+          <w:ilvl w:val="1"/>
+          <w:numId w:val="2"/>
+        </w:numPr>
+        <w:spacing w:after="0" w:afterAutospacing="0" w:before="0" w:beforeAutospacing="0" w:lineRule="auto"/>
+        <w:ind w:left="1440" w:hanging="360"/>
+      </w:pPr>
+      <w:r>
+        <w:rPr>
+          <w:rFonts w:ascii="Arial Unicode MS" w:cs="Arial Unicode MS" w:eastAsia="Arial Unicode MS" w:hAnsi="Arial Unicode MS"/>
+          <w:rtl w:val="0"/>
+        </w:rPr>
+        <w:t xml:space="preserve">勤怠送信時に承認者（クライアント含む）へメールでリンク通知</w:t>
+      </w:r>
+      <w:r>
+        <w:rPr>
+          <w:b w:val="1"/>
+          <w:rtl w:val="0"/>
+        </w:rPr>
+        <w:br w:type="textWrapping"/>
+      </w:r>
+      <w:r>
+        <w:rPr>
+          <w:rtl w:val="0"/>
+        </w:rPr>
+        <w:br w:type="textWrapping"/>
+      </w:r>
+    </w:p>
+    <w:p>
+      <w:pPr>
+        <w:numPr>
+          <w:ilvl w:val="0"/>
+          <w:numId w:val="2"/>
+        </w:numPr>
+        <w:spacing w:after="0" w:afterAutospacing="0" w:before="0" w:beforeAutospacing="0" w:lineRule="auto"/>
+        <w:ind w:left="720" w:hanging="360"/>
+      </w:pPr>
+      <w:r>
+        <w:rPr>
+          <w:rFonts w:ascii="Arial Unicode MS" w:cs="Arial Unicode MS" w:eastAsia="Arial Unicode MS" w:hAnsi="Arial Unicode MS"/>
+          <w:b w:val="1"/>
+          <w:rtl w:val="0"/>
+        </w:rPr>
+        <w:t xml:space="preserve">休暇管理機能</w:t>
+        <w:br w:type="textWrapping"/>
+      </w:r>
+    </w:p>
+    <w:p>
+      <w:pPr>
+        <w:numPr>
+          <w:ilvl w:val="1"/>
+          <w:numId w:val="2"/>
+        </w:numPr>
+        <w:spacing w:after="0" w:afterAutospacing="0" w:before="0" w:beforeAutospacing="0" w:lineRule="auto"/>
+        <w:ind w:left="1440" w:hanging="360"/>
+      </w:pPr>
+      <w:r>
+        <w:rPr>
+          <w:rFonts w:ascii="Arial Unicode MS" w:cs="Arial Unicode MS" w:eastAsia="Arial Unicode MS" w:hAnsi="Arial Unicode MS"/>
+          <w:rtl w:val="0"/>
+        </w:rPr>
+        <w:t xml:space="preserve">有給休暇・慶弔休暇などの申請・承認</w:t>
+        <w:br w:type="textWrapping"/>
+      </w:r>
+    </w:p>
+    <w:p>
+      <w:pPr>
+        <w:numPr>
+          <w:ilvl w:val="1"/>
+          <w:numId w:val="2"/>
+        </w:numPr>
+        <w:spacing w:after="0" w:afterAutospacing="0" w:before="0" w:beforeAutospacing="0" w:lineRule="auto"/>
+        <w:ind w:left="1440" w:hanging="360"/>
+      </w:pPr>
+      <w:r>
+        <w:rPr>
+          <w:rFonts w:ascii="Arial Unicode MS" w:cs="Arial Unicode MS" w:eastAsia="Arial Unicode MS" w:hAnsi="Arial Unicode MS"/>
+          <w:rtl w:val="0"/>
+        </w:rPr>
+        <w:t xml:space="preserve">承認・差戻しに対応</w:t>
+      </w:r>
+      <w:r>
+        <w:rPr>
+          <w:b w:val="1"/>
+          <w:rtl w:val="0"/>
+        </w:rPr>
+        <w:br w:type="textWrapping"/>
+      </w:r>
+    </w:p>
+    <w:p>
+      <w:pPr>
+        <w:numPr>
+          <w:ilvl w:val="0"/>
+          <w:numId w:val="2"/>
+        </w:numPr>
+        <w:spacing w:after="0" w:afterAutospacing="0" w:before="0" w:beforeAutospacing="0" w:lineRule="auto"/>
+        <w:ind w:left="720" w:hanging="360"/>
+      </w:pPr>
+      <w:r>
+        <w:rPr>
+          <w:rFonts w:ascii="Arial Unicode MS" w:cs="Arial Unicode MS" w:eastAsia="Arial Unicode MS" w:hAnsi="Arial Unicode MS"/>
+          <w:b w:val="1"/>
+          <w:rtl w:val="0"/>
+        </w:rPr>
+        <w:t xml:space="preserve">経費精算機能</w:t>
+        <w:br w:type="textWrapping"/>
+      </w:r>
+    </w:p>
+    <w:p>
+      <w:pPr>
+        <w:numPr>
+          <w:ilvl w:val="1"/>
+          <w:numId w:val="2"/>
+        </w:numPr>
+        <w:spacing w:after="0" w:afterAutospacing="0" w:before="0" w:beforeAutospacing="0" w:lineRule="auto"/>
+        <w:ind w:left="1440" w:hanging="360"/>
+      </w:pPr>
+      <w:r>
+        <w:rPr>
+          <w:rFonts w:ascii="Arial Unicode MS" w:cs="Arial Unicode MS" w:eastAsia="Arial Unicode MS" w:hAnsi="Arial Unicode MS"/>
+          <w:rtl w:val="0"/>
+        </w:rPr>
+        <w:t xml:space="preserve">交通費や立替費用の申請</w:t>
+        <w:br w:type="textWrapping"/>
+      </w:r>
+      <w:r>
+        <w:rPr>
+          <w:rtl w:val="0"/>
+        </w:rPr>
+      </w:r>
+    </w:p>
+    <w:p>
+      <w:pPr>
+        <w:numPr>
+          <w:ilvl w:val="1"/>
+          <w:numId w:val="2"/>
+        </w:numPr>
+        <w:spacing w:after="0" w:afterAutospacing="0" w:before="0" w:beforeAutospacing="0" w:lineRule="auto"/>
+        <w:ind w:left="1440" w:hanging="360"/>
+        <w:rPr/>
+      </w:pPr>
+      <w:r>
+        <w:rPr>
+          <w:rFonts w:ascii="Arial Unicode MS" w:cs="Arial Unicode MS" w:eastAsia="Arial Unicode MS" w:hAnsi="Arial Unicode MS"/>
+          <w:rtl w:val="0"/>
+        </w:rPr>
+        <w:t xml:space="preserve">承認・差戻しに対応</w:t>
+        <w:br w:type="textWrapping"/>
+      </w:r>
+    </w:p>
+    <w:p>
+      <w:pPr>
+        <w:numPr>
+          <w:ilvl w:val="1"/>
+          <w:numId w:val="2"/>
+        </w:numPr>
+        <w:spacing w:after="0" w:afterAutospacing="0" w:before="0" w:beforeAutospacing="0" w:lineRule="auto"/>
+        <w:ind w:left="1440" w:hanging="360"/>
+        <w:rPr/>
+      </w:pPr>
+      <w:r>
+        <w:rPr>
+          <w:rFonts w:ascii="Arial Unicode MS" w:cs="Arial Unicode MS" w:eastAsia="Arial Unicode MS" w:hAnsi="Arial Unicode MS"/>
+          <w:rtl w:val="0"/>
+        </w:rPr>
+        <w:t xml:space="preserve">領収書の画像アップロードに対応</w:t>
+        <w:br w:type="textWrapping"/>
+      </w:r>
+    </w:p>
+    <w:p>
+      <w:pPr>
+        <w:numPr>
+          <w:ilvl w:val="1"/>
+          <w:numId w:val="2"/>
+        </w:numPr>
+        <w:spacing w:after="240" w:before="0" w:beforeAutospacing="0" w:lineRule="auto"/>
+        <w:ind w:left="1440" w:hanging="360"/>
+        <w:rPr/>
+      </w:pPr>
+      <w:r>
+        <w:rPr>
+          <w:rFonts w:ascii="Arial Unicode MS" w:cs="Arial Unicode MS" w:eastAsia="Arial Unicode MS" w:hAnsi="Arial Unicode MS"/>
+          <w:rtl w:val="0"/>
+        </w:rPr>
+        <w:t xml:space="preserve">データのCSVエクスポートに対応</w:t>
+      </w:r>
+    </w:p>
+    <w:p>
+      <w:pPr>
+        <w:rPr/>
+      </w:pPr>
+      <w:r>
+        <w:rPr>
+          <w:rtl w:val="0"/>
+        </w:rPr>
+      </w:r>
+    </w:p>
+    <w:p>
+      <w:pPr>
+        <w:pStyle w:val="Heading2"/>
+        <w:keepNext w:val="0"/>
+        <w:keepLines w:val="0"/>
+        <w:spacing w:after="80" w:lineRule="auto"/>
+        <w:rPr>
+          <w:b w:val="1"/>
+          <w:sz w:val="34"/>
+          <w:szCs w:val="34"/>
+        </w:rPr>
+      </w:pPr>
+      <w:bookmarkStart w:colFirst="0" w:colLast="0" w:name="_ft6fx8sw0qsk" w:id="5"/>
+      <w:bookmarkEnd w:id="5"/>
+      <w:r>
+        <w:rPr>
+          <w:rFonts w:ascii="Arial Unicode MS" w:cs="Arial Unicode MS" w:eastAsia="Arial Unicode MS" w:hAnsi="Arial Unicode MS"/>
+          <w:b w:val="1"/>
+          <w:sz w:val="34"/>
+          <w:szCs w:val="34"/>
+          <w:rtl w:val="0"/>
+        </w:rPr>
+        <w:t xml:space="preserve">差別化ポイント</w:t>
       </w:r>
     </w:p>
     <w:p>
@@ -219,93 +689,15 @@
           <w:b w:val="1"/>
           <w:rtl w:val="0"/>
         </w:rPr>
-        <w:t xml:space="preserve">勤怠管理機能</w:t>
-        <w:br w:type="textWrapping"/>
-      </w:r>
-    </w:p>
-    <w:p>
-      <w:pPr>
-        <w:numPr>
-          <w:ilvl w:val="1"/>
-          <w:numId w:val="1"/>
-        </w:numPr>
-        <w:spacing w:after="0" w:afterAutospacing="0" w:before="0" w:beforeAutospacing="0" w:lineRule="auto"/>
-        <w:ind w:left="1440" w:hanging="360"/>
-      </w:pPr>
-      <w:r>
-        <w:rPr>
-          <w:rFonts w:ascii="Arial Unicode MS" w:cs="Arial Unicode MS" w:eastAsia="Arial Unicode MS" w:hAnsi="Arial Unicode MS"/>
-          <w:rtl w:val="0"/>
-        </w:rPr>
-        <w:t xml:space="preserve">出勤・退勤の打刻</w:t>
-        <w:br w:type="textWrapping"/>
-      </w:r>
-    </w:p>
-    <w:p>
-      <w:pPr>
-        <w:numPr>
-          <w:ilvl w:val="1"/>
-          <w:numId w:val="1"/>
-        </w:numPr>
-        <w:spacing w:after="0" w:afterAutospacing="0" w:before="0" w:beforeAutospacing="0" w:lineRule="auto"/>
-        <w:ind w:left="1440" w:hanging="360"/>
-        <w:rPr/>
-      </w:pPr>
-      <w:r>
-        <w:rPr>
-          <w:rFonts w:ascii="Arial Unicode MS" w:cs="Arial Unicode MS" w:eastAsia="Arial Unicode MS" w:hAnsi="Arial Unicode MS"/>
-          <w:rtl w:val="0"/>
-        </w:rPr>
-        <w:t xml:space="preserve">派遣先やクライアントによる勤怠承認（業務報告の確認・承認）・差戻しにも対応</w:t>
-        <w:br w:type="textWrapping"/>
-      </w:r>
-    </w:p>
-    <w:p>
-      <w:pPr>
-        <w:numPr>
-          <w:ilvl w:val="1"/>
-          <w:numId w:val="1"/>
-        </w:numPr>
-        <w:spacing w:after="0" w:afterAutospacing="0" w:before="0" w:beforeAutospacing="0" w:lineRule="auto"/>
-        <w:ind w:left="1440" w:hanging="360"/>
-        <w:rPr/>
-      </w:pPr>
-      <w:r>
-        <w:rPr>
-          <w:rFonts w:ascii="Arial Unicode MS" w:cs="Arial Unicode MS" w:eastAsia="Arial Unicode MS" w:hAnsi="Arial Unicode MS"/>
-          <w:rtl w:val="0"/>
-        </w:rPr>
-        <w:t xml:space="preserve">勤怠や業務報告書をPDF形式で出力可能</w:t>
-        <w:br w:type="textWrapping"/>
-      </w:r>
-    </w:p>
-    <w:p>
-      <w:pPr>
-        <w:numPr>
-          <w:ilvl w:val="1"/>
-          <w:numId w:val="1"/>
-        </w:numPr>
-        <w:spacing w:after="0" w:afterAutospacing="0" w:before="0" w:beforeAutospacing="0" w:lineRule="auto"/>
-        <w:ind w:left="1440" w:hanging="360"/>
-      </w:pPr>
-      <w:r>
-        <w:rPr>
-          <w:rFonts w:ascii="Arial Unicode MS" w:cs="Arial Unicode MS" w:eastAsia="Arial Unicode MS" w:hAnsi="Arial Unicode MS"/>
-          <w:rtl w:val="0"/>
-        </w:rPr>
-        <w:t xml:space="preserve">勤怠送信時に承認者（クライアント含む）へメールでリンク通知</w:t>
-      </w:r>
-      <w:r>
-        <w:rPr>
-          <w:b w:val="1"/>
-          <w:rtl w:val="0"/>
-        </w:rPr>
-        <w:br w:type="textWrapping"/>
-      </w:r>
-      <w:r>
-        <w:rPr>
-          <w:rtl w:val="0"/>
-        </w:rPr>
+        <w:t xml:space="preserve">直感的UIで現場スタッフも迷わず利用可能</w:t>
+        <w:br w:type="textWrapping"/>
+      </w:r>
+      <w:r>
+        <w:rPr>
+          <w:rFonts w:ascii="Arial Unicode MS" w:cs="Arial Unicode MS" w:eastAsia="Arial Unicode MS" w:hAnsi="Arial Unicode MS"/>
+          <w:rtl w:val="0"/>
+        </w:rPr>
+        <w:t xml:space="preserve"> 難しい操作を排除し、誰でもすぐに利用できるデザイン。</w:t>
         <w:br w:type="textWrapping"/>
       </w:r>
     </w:p>
@@ -324,49 +716,15 @@
           <w:b w:val="1"/>
           <w:rtl w:val="0"/>
         </w:rPr>
-        <w:t xml:space="preserve">休暇管理機能</w:t>
-        <w:br w:type="textWrapping"/>
-      </w:r>
-    </w:p>
-    <w:p>
-      <w:pPr>
-        <w:numPr>
-          <w:ilvl w:val="1"/>
-          <w:numId w:val="1"/>
-        </w:numPr>
-        <w:spacing w:after="0" w:afterAutospacing="0" w:before="0" w:beforeAutospacing="0" w:lineRule="auto"/>
-        <w:ind w:left="1440" w:hanging="360"/>
-      </w:pPr>
-      <w:r>
-        <w:rPr>
-          <w:rFonts w:ascii="Arial Unicode MS" w:cs="Arial Unicode MS" w:eastAsia="Arial Unicode MS" w:hAnsi="Arial Unicode MS"/>
-          <w:rtl w:val="0"/>
-        </w:rPr>
-        <w:t xml:space="preserve">有給休暇・慶弔休暇などの申請・承認</w:t>
-        <w:br w:type="textWrapping"/>
-      </w:r>
-    </w:p>
-    <w:p>
-      <w:pPr>
-        <w:numPr>
-          <w:ilvl w:val="1"/>
-          <w:numId w:val="1"/>
-        </w:numPr>
-        <w:spacing w:after="0" w:afterAutospacing="0" w:before="0" w:beforeAutospacing="0" w:lineRule="auto"/>
-        <w:ind w:left="1440" w:hanging="360"/>
-      </w:pPr>
-      <w:r>
-        <w:rPr>
-          <w:rFonts w:ascii="Arial Unicode MS" w:cs="Arial Unicode MS" w:eastAsia="Arial Unicode MS" w:hAnsi="Arial Unicode MS"/>
-          <w:rtl w:val="0"/>
-        </w:rPr>
-        <w:t xml:space="preserve">承認・差戻しに対応</w:t>
-      </w:r>
-      <w:r>
-        <w:rPr>
-          <w:b w:val="1"/>
-          <w:rtl w:val="0"/>
-        </w:rPr>
+        <w:t xml:space="preserve">通知機能（メール通知・リンク付き）</w:t>
+        <w:br w:type="textWrapping"/>
+      </w:r>
+      <w:r>
+        <w:rPr>
+          <w:rFonts w:ascii="Arial Unicode MS" w:cs="Arial Unicode MS" w:eastAsia="Arial Unicode MS" w:hAnsi="Arial Unicode MS"/>
+          <w:rtl w:val="0"/>
+        </w:rPr>
+        <w:t xml:space="preserve"> 勤怠送信や申請が行われると、承認者やクライアントに即時通知。</w:t>
         <w:br w:type="textWrapping"/>
       </w:r>
     </w:p>
@@ -385,87 +743,42 @@
           <w:b w:val="1"/>
           <w:rtl w:val="0"/>
         </w:rPr>
-        <w:t xml:space="preserve">経費精算機能</w:t>
-        <w:br w:type="textWrapping"/>
-      </w:r>
-    </w:p>
-    <w:p>
-      <w:pPr>
-        <w:numPr>
-          <w:ilvl w:val="1"/>
+        <w:t xml:space="preserve">経費精算で領収書画像をアップロード可能</w:t>
+        <w:br w:type="textWrapping"/>
+      </w:r>
+      <w:r>
+        <w:rPr>
+          <w:rFonts w:ascii="Arial Unicode MS" w:cs="Arial Unicode MS" w:eastAsia="Arial Unicode MS" w:hAnsi="Arial Unicode MS"/>
+          <w:rtl w:val="0"/>
+        </w:rPr>
+        <w:t xml:space="preserve"> ペーパーレス化を推進し、証憑管理もシステム上で完結。</w:t>
+        <w:br w:type="textWrapping"/>
+      </w:r>
+    </w:p>
+    <w:p>
+      <w:pPr>
+        <w:numPr>
+          <w:ilvl w:val="0"/>
           <w:numId w:val="1"/>
         </w:numPr>
-        <w:spacing w:after="0" w:afterAutospacing="0" w:before="0" w:beforeAutospacing="0" w:lineRule="auto"/>
-        <w:ind w:left="1440" w:hanging="360"/>
-      </w:pPr>
-      <w:r>
-        <w:rPr>
-          <w:rFonts w:ascii="Arial Unicode MS" w:cs="Arial Unicode MS" w:eastAsia="Arial Unicode MS" w:hAnsi="Arial Unicode MS"/>
-          <w:rtl w:val="0"/>
-        </w:rPr>
-        <w:t xml:space="preserve">交通費や立替費用の申請</w:t>
-        <w:br w:type="textWrapping"/>
-      </w:r>
-      <w:r>
-        <w:rPr>
-          <w:rtl w:val="0"/>
-        </w:rPr>
-      </w:r>
-    </w:p>
-    <w:p>
-      <w:pPr>
-        <w:numPr>
-          <w:ilvl w:val="1"/>
-          <w:numId w:val="1"/>
-        </w:numPr>
-        <w:spacing w:after="0" w:afterAutospacing="0" w:before="0" w:beforeAutospacing="0" w:lineRule="auto"/>
-        <w:ind w:left="1440" w:hanging="360"/>
-        <w:rPr/>
-      </w:pPr>
-      <w:r>
-        <w:rPr>
-          <w:rFonts w:ascii="Arial Unicode MS" w:cs="Arial Unicode MS" w:eastAsia="Arial Unicode MS" w:hAnsi="Arial Unicode MS"/>
-          <w:rtl w:val="0"/>
-        </w:rPr>
-        <w:t xml:space="preserve">承認・差戻しに対応</w:t>
-        <w:br w:type="textWrapping"/>
-      </w:r>
-    </w:p>
-    <w:p>
-      <w:pPr>
-        <w:numPr>
-          <w:ilvl w:val="1"/>
-          <w:numId w:val="1"/>
-        </w:numPr>
-        <w:spacing w:after="0" w:afterAutospacing="0" w:before="0" w:beforeAutospacing="0" w:lineRule="auto"/>
-        <w:ind w:left="1440" w:hanging="360"/>
-        <w:rPr/>
-      </w:pPr>
-      <w:r>
-        <w:rPr>
-          <w:rFonts w:ascii="Arial Unicode MS" w:cs="Arial Unicode MS" w:eastAsia="Arial Unicode MS" w:hAnsi="Arial Unicode MS"/>
-          <w:rtl w:val="0"/>
-        </w:rPr>
-        <w:t xml:space="preserve">領収書の画像アップロードに対応</w:t>
-        <w:br w:type="textWrapping"/>
-      </w:r>
-    </w:p>
-    <w:p>
-      <w:pPr>
-        <w:numPr>
-          <w:ilvl w:val="1"/>
-          <w:numId w:val="1"/>
-        </w:numPr>
         <w:spacing w:after="240" w:before="0" w:beforeAutospacing="0" w:lineRule="auto"/>
-        <w:ind w:left="1440" w:hanging="360"/>
-        <w:rPr/>
-      </w:pPr>
-      <w:r>
-        <w:rPr>
-          <w:rFonts w:ascii="Arial Unicode MS" w:cs="Arial Unicode MS" w:eastAsia="Arial Unicode MS" w:hAnsi="Arial Unicode MS"/>
-          <w:rtl w:val="0"/>
-        </w:rPr>
-        <w:t xml:space="preserve">データのCSVエクスポートに対応</w:t>
+        <w:ind w:left="720" w:hanging="360"/>
+      </w:pPr>
+      <w:r>
+        <w:rPr>
+          <w:rFonts w:ascii="Arial Unicode MS" w:cs="Arial Unicode MS" w:eastAsia="Arial Unicode MS" w:hAnsi="Arial Unicode MS"/>
+          <w:b w:val="1"/>
+          <w:rtl w:val="0"/>
+        </w:rPr>
+        <w:t xml:space="preserve">SES・派遣に対応したクライアント承認機能</w:t>
+        <w:br w:type="textWrapping"/>
+      </w:r>
+      <w:r>
+        <w:rPr>
+          <w:rFonts w:ascii="Arial Unicode MS" w:cs="Arial Unicode MS" w:eastAsia="Arial Unicode MS" w:hAnsi="Arial Unicode MS"/>
+          <w:rtl w:val="0"/>
+        </w:rPr>
+        <w:t xml:space="preserve"> 社内承認だけでなく、クライアント側でも承認フローに参加できる仕組みを提供。</w:t>
       </w:r>
     </w:p>
     <w:p>
@@ -599,8 +912,234 @@
       </w:rPr>
     </w:lvl>
   </w:abstractNum>
+  <w:abstractNum w:abstractNumId="2">
+    <w:lvl w:ilvl="0">
+      <w:start w:val="1"/>
+      <w:numFmt w:val="bullet"/>
+      <w:lvlText w:val="●"/>
+      <w:lvlJc w:val="left"/>
+      <w:pPr>
+        <w:ind w:left="720" w:hanging="360"/>
+      </w:pPr>
+      <w:rPr>
+        <w:u w:val="none"/>
+      </w:rPr>
+    </w:lvl>
+    <w:lvl w:ilvl="1">
+      <w:start w:val="1"/>
+      <w:numFmt w:val="bullet"/>
+      <w:lvlText w:val="○"/>
+      <w:lvlJc w:val="left"/>
+      <w:pPr>
+        <w:ind w:left="1440" w:hanging="360"/>
+      </w:pPr>
+      <w:rPr>
+        <w:u w:val="none"/>
+      </w:rPr>
+    </w:lvl>
+    <w:lvl w:ilvl="2">
+      <w:start w:val="1"/>
+      <w:numFmt w:val="bullet"/>
+      <w:lvlText w:val="■"/>
+      <w:lvlJc w:val="left"/>
+      <w:pPr>
+        <w:ind w:left="2160" w:hanging="360"/>
+      </w:pPr>
+      <w:rPr>
+        <w:u w:val="none"/>
+      </w:rPr>
+    </w:lvl>
+    <w:lvl w:ilvl="3">
+      <w:start w:val="1"/>
+      <w:numFmt w:val="bullet"/>
+      <w:lvlText w:val="●"/>
+      <w:lvlJc w:val="left"/>
+      <w:pPr>
+        <w:ind w:left="2880" w:hanging="360"/>
+      </w:pPr>
+      <w:rPr>
+        <w:u w:val="none"/>
+      </w:rPr>
+    </w:lvl>
+    <w:lvl w:ilvl="4">
+      <w:start w:val="1"/>
+      <w:numFmt w:val="bullet"/>
+      <w:lvlText w:val="○"/>
+      <w:lvlJc w:val="left"/>
+      <w:pPr>
+        <w:ind w:left="3600" w:hanging="360"/>
+      </w:pPr>
+      <w:rPr>
+        <w:u w:val="none"/>
+      </w:rPr>
+    </w:lvl>
+    <w:lvl w:ilvl="5">
+      <w:start w:val="1"/>
+      <w:numFmt w:val="bullet"/>
+      <w:lvlText w:val="■"/>
+      <w:lvlJc w:val="left"/>
+      <w:pPr>
+        <w:ind w:left="4320" w:hanging="360"/>
+      </w:pPr>
+      <w:rPr>
+        <w:u w:val="none"/>
+      </w:rPr>
+    </w:lvl>
+    <w:lvl w:ilvl="6">
+      <w:start w:val="1"/>
+      <w:numFmt w:val="bullet"/>
+      <w:lvlText w:val="●"/>
+      <w:lvlJc w:val="left"/>
+      <w:pPr>
+        <w:ind w:left="5040" w:hanging="360"/>
+      </w:pPr>
+      <w:rPr>
+        <w:u w:val="none"/>
+      </w:rPr>
+    </w:lvl>
+    <w:lvl w:ilvl="7">
+      <w:start w:val="1"/>
+      <w:numFmt w:val="bullet"/>
+      <w:lvlText w:val="○"/>
+      <w:lvlJc w:val="left"/>
+      <w:pPr>
+        <w:ind w:left="5760" w:hanging="360"/>
+      </w:pPr>
+      <w:rPr>
+        <w:u w:val="none"/>
+      </w:rPr>
+    </w:lvl>
+    <w:lvl w:ilvl="8">
+      <w:start w:val="1"/>
+      <w:numFmt w:val="bullet"/>
+      <w:lvlText w:val="■"/>
+      <w:lvlJc w:val="left"/>
+      <w:pPr>
+        <w:ind w:left="6480" w:hanging="360"/>
+      </w:pPr>
+      <w:rPr>
+        <w:u w:val="none"/>
+      </w:rPr>
+    </w:lvl>
+  </w:abstractNum>
+  <w:abstractNum w:abstractNumId="3">
+    <w:lvl w:ilvl="0">
+      <w:start w:val="1"/>
+      <w:numFmt w:val="bullet"/>
+      <w:lvlText w:val="●"/>
+      <w:lvlJc w:val="left"/>
+      <w:pPr>
+        <w:ind w:left="720" w:hanging="360"/>
+      </w:pPr>
+      <w:rPr>
+        <w:u w:val="none"/>
+      </w:rPr>
+    </w:lvl>
+    <w:lvl w:ilvl="1">
+      <w:start w:val="1"/>
+      <w:numFmt w:val="bullet"/>
+      <w:lvlText w:val="○"/>
+      <w:lvlJc w:val="left"/>
+      <w:pPr>
+        <w:ind w:left="1440" w:hanging="360"/>
+      </w:pPr>
+      <w:rPr>
+        <w:u w:val="none"/>
+      </w:rPr>
+    </w:lvl>
+    <w:lvl w:ilvl="2">
+      <w:start w:val="1"/>
+      <w:numFmt w:val="bullet"/>
+      <w:lvlText w:val="■"/>
+      <w:lvlJc w:val="left"/>
+      <w:pPr>
+        <w:ind w:left="2160" w:hanging="360"/>
+      </w:pPr>
+      <w:rPr>
+        <w:u w:val="none"/>
+      </w:rPr>
+    </w:lvl>
+    <w:lvl w:ilvl="3">
+      <w:start w:val="1"/>
+      <w:numFmt w:val="bullet"/>
+      <w:lvlText w:val="●"/>
+      <w:lvlJc w:val="left"/>
+      <w:pPr>
+        <w:ind w:left="2880" w:hanging="360"/>
+      </w:pPr>
+      <w:rPr>
+        <w:u w:val="none"/>
+      </w:rPr>
+    </w:lvl>
+    <w:lvl w:ilvl="4">
+      <w:start w:val="1"/>
+      <w:numFmt w:val="bullet"/>
+      <w:lvlText w:val="○"/>
+      <w:lvlJc w:val="left"/>
+      <w:pPr>
+        <w:ind w:left="3600" w:hanging="360"/>
+      </w:pPr>
+      <w:rPr>
+        <w:u w:val="none"/>
+      </w:rPr>
+    </w:lvl>
+    <w:lvl w:ilvl="5">
+      <w:start w:val="1"/>
+      <w:numFmt w:val="bullet"/>
+      <w:lvlText w:val="■"/>
+      <w:lvlJc w:val="left"/>
+      <w:pPr>
+        <w:ind w:left="4320" w:hanging="360"/>
+      </w:pPr>
+      <w:rPr>
+        <w:u w:val="none"/>
+      </w:rPr>
+    </w:lvl>
+    <w:lvl w:ilvl="6">
+      <w:start w:val="1"/>
+      <w:numFmt w:val="bullet"/>
+      <w:lvlText w:val="●"/>
+      <w:lvlJc w:val="left"/>
+      <w:pPr>
+        <w:ind w:left="5040" w:hanging="360"/>
+      </w:pPr>
+      <w:rPr>
+        <w:u w:val="none"/>
+      </w:rPr>
+    </w:lvl>
+    <w:lvl w:ilvl="7">
+      <w:start w:val="1"/>
+      <w:numFmt w:val="bullet"/>
+      <w:lvlText w:val="○"/>
+      <w:lvlJc w:val="left"/>
+      <w:pPr>
+        <w:ind w:left="5760" w:hanging="360"/>
+      </w:pPr>
+      <w:rPr>
+        <w:u w:val="none"/>
+      </w:rPr>
+    </w:lvl>
+    <w:lvl w:ilvl="8">
+      <w:start w:val="1"/>
+      <w:numFmt w:val="bullet"/>
+      <w:lvlText w:val="■"/>
+      <w:lvlJc w:val="left"/>
+      <w:pPr>
+        <w:ind w:left="6480" w:hanging="360"/>
+      </w:pPr>
+      <w:rPr>
+        <w:u w:val="none"/>
+      </w:rPr>
+    </w:lvl>
+  </w:abstractNum>
   <w:num w:numId="1">
     <w:abstractNumId w:val="1"/>
+  </w:num>
+  <w:num w:numId="2">
+    <w:abstractNumId w:val="2"/>
+  </w:num>
+  <w:num w:numId="3">
+    <w:abstractNumId w:val="3"/>
   </w:num>
 </w:numbering>
 </file>
